--- a/MWAA_Downgrade_Impact_Analysis.docx
+++ b/MWAA_Downgrade_Impact_Analysis.docx
@@ -452,12 +452,12 @@
         <w:pStyle w:val="Heading1"/>
       </w:pPr>
       <w:r>
-        <w:t>3. Slower Per-Record Processing</w:t>
+        <w:t>3. Compute Capacity Comparison (mw1.large vs. mw1.medium)</w:t>
       </w:r>
     </w:p>
     <w:p>
       <w:r>
-        <w:t>Because data volume is flat but time is up, the actual time it takes to process a single record is noticeably worse—about 31% slower on average.</w:t>
+        <w:t>Based on AWS MWAA class specifications, migrating from a Large to a Medium environment immediately drops the available compute (vCPU) and memory by 50% across all nodes (Workers, Schedulers, and Web Servers).</w:t>
       </w:r>
     </w:p>
     <w:tbl>
@@ -467,27 +467,49 @@
         <w:tblLook w:firstColumn="1" w:firstRow="1" w:lastColumn="0" w:lastRow="0" w:noHBand="0" w:noVBand="1" w:val="04A0"/>
       </w:tblPr>
       <w:tblGrid>
-        <w:gridCol w:w="4320"/>
-        <w:gridCol w:w="4320"/>
+        <w:gridCol w:w="2160"/>
+        <w:gridCol w:w="2160"/>
+        <w:gridCol w:w="2160"/>
+        <w:gridCol w:w="2160"/>
       </w:tblGrid>
       <w:tr>
         <w:tc>
           <w:tcPr>
-            <w:tcW w:type="dxa" w:w="4320"/>
+            <w:tcW w:type="dxa" w:w="2160"/>
           </w:tcPr>
           <w:p>
             <w:r>
-              <w:t>Timeframe</w:t>
+              <w:t>Environment Class</w:t>
             </w:r>
           </w:p>
         </w:tc>
         <w:tc>
           <w:tcPr>
-            <w:tcW w:type="dxa" w:w="4320"/>
+            <w:tcW w:type="dxa" w:w="2160"/>
           </w:tcPr>
           <w:p>
             <w:r>
-              <w:t>Avg Seconds per Record</w:t>
+              <w:t>Worker Capacity</w:t>
+            </w:r>
+          </w:p>
+        </w:tc>
+        <w:tc>
+          <w:tcPr>
+            <w:tcW w:type="dxa" w:w="2160"/>
+          </w:tcPr>
+          <w:p>
+            <w:r>
+              <w:t>Scheduler Capacity</w:t>
+            </w:r>
+          </w:p>
+        </w:tc>
+        <w:tc>
+          <w:tcPr>
+            <w:tcW w:type="dxa" w:w="2160"/>
+          </w:tcPr>
+          <w:p>
+            <w:r>
+              <w:t>Reduction</w:t>
             </w:r>
           </w:p>
         </w:tc>
@@ -495,21 +517,41 @@
       <w:tr>
         <w:tc>
           <w:tcPr>
-            <w:tcW w:type="dxa" w:w="4320"/>
+            <w:tcW w:type="dxa" w:w="2160"/>
           </w:tcPr>
           <w:p>
             <w:r>
-              <w:t>Before Downgrade</w:t>
+              <w:t>mw1.large (Before)</w:t>
             </w:r>
           </w:p>
         </w:tc>
         <w:tc>
           <w:tcPr>
-            <w:tcW w:type="dxa" w:w="4320"/>
+            <w:tcW w:type="dxa" w:w="2160"/>
           </w:tcPr>
           <w:p>
             <w:r>
-              <w:t>0.0328</w:t>
+              <w:t>4 vCPU / 8 GB RAM</w:t>
+            </w:r>
+          </w:p>
+        </w:tc>
+        <w:tc>
+          <w:tcPr>
+            <w:tcW w:type="dxa" w:w="2160"/>
+          </w:tcPr>
+          <w:p>
+            <w:r>
+              <w:t>4 vCPU / 8 GB RAM</w:t>
+            </w:r>
+          </w:p>
+        </w:tc>
+        <w:tc>
+          <w:tcPr>
+            <w:tcW w:type="dxa" w:w="2160"/>
+          </w:tcPr>
+          <w:p>
+            <w:r>
+              <w:t>-</w:t>
             </w:r>
           </w:p>
         </w:tc>
@@ -517,21 +559,41 @@
       <w:tr>
         <w:tc>
           <w:tcPr>
-            <w:tcW w:type="dxa" w:w="4320"/>
+            <w:tcW w:type="dxa" w:w="2160"/>
           </w:tcPr>
           <w:p>
             <w:r>
-              <w:t>After Downgrade</w:t>
+              <w:t>mw1.medium (After)</w:t>
             </w:r>
           </w:p>
         </w:tc>
         <w:tc>
           <w:tcPr>
-            <w:tcW w:type="dxa" w:w="4320"/>
+            <w:tcW w:type="dxa" w:w="2160"/>
           </w:tcPr>
           <w:p>
             <w:r>
-              <w:t>0.0431</w:t>
+              <w:t>2 vCPU / 4 GB RAM</w:t>
+            </w:r>
+          </w:p>
+        </w:tc>
+        <w:tc>
+          <w:tcPr>
+            <w:tcW w:type="dxa" w:w="2160"/>
+          </w:tcPr>
+          <w:p>
+            <w:r>
+              <w:t>2 vCPU / 4 GB RAM</w:t>
+            </w:r>
+          </w:p>
+        </w:tc>
+        <w:tc>
+          <w:tcPr>
+            <w:tcW w:type="dxa" w:w="2160"/>
+          </w:tcPr>
+          <w:p>
+            <w:r>
+              <w:t>-50% Compute</w:t>
             </w:r>
           </w:p>
         </w:tc>
@@ -539,82 +601,8 @@
     </w:tbl>
     <w:p>
       <w:r>
-        <w:drawing>
-          <wp:inline xmlns:a="http://schemas.openxmlformats.org/drawingml/2006/main" xmlns:pic="http://schemas.openxmlformats.org/drawingml/2006/picture">
-            <wp:extent cx="4572000" cy="2286000"/>
-            <wp:docPr id="3" name="Picture 3"/>
-            <wp:cNvGraphicFramePr>
-              <a:graphicFrameLocks noChangeAspect="1"/>
-            </wp:cNvGraphicFramePr>
-            <a:graphic>
-              <a:graphicData uri="http://schemas.openxmlformats.org/drawingml/2006/picture">
-                <pic:pic>
-                  <pic:nvPicPr>
-                    <pic:cNvPr id="0" name="chart3.png"/>
-                    <pic:cNvPicPr/>
-                  </pic:nvPicPr>
-                  <pic:blipFill>
-                    <a:blip r:embed="rId11"/>
-                    <a:stretch>
-                      <a:fillRect/>
-                    </a:stretch>
-                  </pic:blipFill>
-                  <pic:spPr>
-                    <a:xfrm>
-                      <a:off x="0" y="0"/>
-                      <a:ext cx="4572000" cy="2286000"/>
-                    </a:xfrm>
-                    <a:prstGeom prst="rect"/>
-                  </pic:spPr>
-                </pic:pic>
-              </a:graphicData>
-            </a:graphic>
-          </wp:inline>
-        </w:drawing>
-      </w:r>
-    </w:p>
-    <w:p>
-      <w:pPr>
-        <w:pStyle w:val="Heading3"/>
-      </w:pPr>
-      <w:r>
-        <w:t>SQL Query:</w:t>
-      </w:r>
-    </w:p>
-    <w:p>
-      <w:pPr>
-        <w:spacing w:after="240"/>
-      </w:pPr>
-      <w:r>
-        <w:rPr>
-          <w:rFonts w:ascii="Courier New" w:hAnsi="Courier New"/>
-          <w:sz w:val="18"/>
-        </w:rPr>
-        <w:t>SELECT</w:t>
         <w:br/>
-        <w:t xml:space="preserve">    CASE </w:t>
-        <w:br/>
-        <w:t xml:space="preserve">        WHEN JOB_START_TIME &lt; '2026-03-27' THEN 'BEFORE'</w:t>
-        <w:br/>
-        <w:t xml:space="preserve">        ELSE 'AFTER'</w:t>
-        <w:br/>
-        <w:t xml:space="preserve">    END AS PERIOD,</w:t>
-        <w:br/>
-        <w:t xml:space="preserve">    ROUND(AVG(</w:t>
-        <w:br/>
-        <w:t xml:space="preserve">        DATEDIFF(SECOND, JOB_START_TIME, JOB_END_TIME) </w:t>
-        <w:br/>
-        <w:t xml:space="preserve">        / NULLIF(TOTAL_RECORDS,0)</w:t>
-        <w:br/>
-        <w:t xml:space="preserve">    ), 4) AS AVG_SEC_PER_RECORD</w:t>
-        <w:br/>
-        <w:t>FROM ENT_IR_PROD.GW_INTG.JOB_STATUS</w:t>
-        <w:br/>
-        <w:t>WHERE JOB_TYPE = 'sc_to_sf_contact_dag'</w:t>
-        <w:br/>
-        <w:t xml:space="preserve">  AND TOTAL_RECORDS &lt; 50000</w:t>
-        <w:br/>
-        <w:t>GROUP BY PERIOD;</w:t>
+        <w:t>Because the underlying pipeline leverages bulk processing rather than single-record processing, execution time does not scale linearly per record. The steep drop in available CPU means Schedulers process tasks much slower, resulting in elevated 'task wait times' across the Airflow queues as tasks sit idle waiting for resources to clear.</w:t>
       </w:r>
     </w:p>
     <w:p>
@@ -1016,7 +1004,7 @@
         <w:drawing>
           <wp:inline xmlns:a="http://schemas.openxmlformats.org/drawingml/2006/main" xmlns:pic="http://schemas.openxmlformats.org/drawingml/2006/picture">
             <wp:extent cx="4572000" cy="2286000"/>
-            <wp:docPr id="4" name="Picture 4"/>
+            <wp:docPr id="3" name="Picture 3"/>
             <wp:cNvGraphicFramePr>
               <a:graphicFrameLocks noChangeAspect="1"/>
             </wp:cNvGraphicFramePr>
@@ -1028,7 +1016,7 @@
                     <pic:cNvPicPr/>
                   </pic:nvPicPr>
                   <pic:blipFill>
-                    <a:blip r:embed="rId12"/>
+                    <a:blip r:embed="rId11"/>
                     <a:stretch>
                       <a:fillRect/>
                     </a:stretch>
@@ -1075,194 +1063,6 @@
         <w:t>WHERE JOB_TYPE = 'sf_integration_orchestrator'</w:t>
         <w:br/>
         <w:t>ORDER BY RUN_DATE;</w:t>
-      </w:r>
-    </w:p>
-    <w:p>
-      <w:pPr>
-        <w:pStyle w:val="Heading1"/>
-      </w:pPr>
-      <w:r>
-        <w:t>6. Real-World Example (April 10)</w:t>
-      </w:r>
-    </w:p>
-    <w:p>
-      <w:r>
-        <w:t>Just to ground this with a concrete run: if we take a baseline run and compare it to a recent one on April 10, the pipeline is processing fewer records but taking almost twice as long.</w:t>
-      </w:r>
-    </w:p>
-    <w:tbl>
-      <w:tblPr>
-        <w:tblStyle w:val="TableGrid"/>
-        <w:tblW w:type="auto" w:w="0"/>
-        <w:tblLook w:firstColumn="1" w:firstRow="1" w:lastColumn="0" w:lastRow="0" w:noHBand="0" w:noVBand="1" w:val="04A0"/>
-      </w:tblPr>
-      <w:tblGrid>
-        <w:gridCol w:w="2160"/>
-        <w:gridCol w:w="2160"/>
-        <w:gridCol w:w="2160"/>
-        <w:gridCol w:w="2160"/>
-      </w:tblGrid>
-      <w:tr>
-        <w:tc>
-          <w:tcPr>
-            <w:tcW w:type="dxa" w:w="2160"/>
-          </w:tcPr>
-          <w:p>
-            <w:r>
-              <w:t>Comparison</w:t>
-            </w:r>
-          </w:p>
-        </w:tc>
-        <w:tc>
-          <w:tcPr>
-            <w:tcW w:type="dxa" w:w="2160"/>
-          </w:tcPr>
-          <w:p>
-            <w:r>
-              <w:t>Records Processed</w:t>
-            </w:r>
-          </w:p>
-        </w:tc>
-        <w:tc>
-          <w:tcPr>
-            <w:tcW w:type="dxa" w:w="2160"/>
-          </w:tcPr>
-          <w:p>
-            <w:r>
-              <w:t>Total Time</w:t>
-            </w:r>
-          </w:p>
-        </w:tc>
-        <w:tc>
-          <w:tcPr>
-            <w:tcW w:type="dxa" w:w="2160"/>
-          </w:tcPr>
-          <w:p>
-            <w:r>
-              <w:t>Speed (Sec/Record)</w:t>
-            </w:r>
-          </w:p>
-        </w:tc>
-      </w:tr>
-      <w:tr>
-        <w:tc>
-          <w:tcPr>
-            <w:tcW w:type="dxa" w:w="2160"/>
-          </w:tcPr>
-          <w:p>
-            <w:r>
-              <w:t>Typical Old Run</w:t>
-            </w:r>
-          </w:p>
-        </w:tc>
-        <w:tc>
-          <w:tcPr>
-            <w:tcW w:type="dxa" w:w="2160"/>
-          </w:tcPr>
-          <w:p>
-            <w:r>
-              <w:t>~6,500</w:t>
-            </w:r>
-          </w:p>
-        </w:tc>
-        <w:tc>
-          <w:tcPr>
-            <w:tcW w:type="dxa" w:w="2160"/>
-          </w:tcPr>
-          <w:p>
-            <w:r>
-              <w:t>~3.6 mins</w:t>
-            </w:r>
-          </w:p>
-        </w:tc>
-        <w:tc>
-          <w:tcPr>
-            <w:tcW w:type="dxa" w:w="2160"/>
-          </w:tcPr>
-          <w:p>
-            <w:r>
-              <w:t>~0.033</w:t>
-            </w:r>
-          </w:p>
-        </w:tc>
-      </w:tr>
-      <w:tr>
-        <w:tc>
-          <w:tcPr>
-            <w:tcW w:type="dxa" w:w="2160"/>
-          </w:tcPr>
-          <w:p>
-            <w:r>
-              <w:t>Recent April 10 Run</w:t>
-            </w:r>
-          </w:p>
-        </w:tc>
-        <w:tc>
-          <w:tcPr>
-            <w:tcW w:type="dxa" w:w="2160"/>
-          </w:tcPr>
-          <w:p>
-            <w:r>
-              <w:t>5,586</w:t>
-            </w:r>
-          </w:p>
-        </w:tc>
-        <w:tc>
-          <w:tcPr>
-            <w:tcW w:type="dxa" w:w="2160"/>
-          </w:tcPr>
-          <w:p>
-            <w:r>
-              <w:t>6.8 mins</w:t>
-            </w:r>
-          </w:p>
-        </w:tc>
-        <w:tc>
-          <w:tcPr>
-            <w:tcW w:type="dxa" w:w="2160"/>
-          </w:tcPr>
-          <w:p>
-            <w:r>
-              <w:t>0.073</w:t>
-            </w:r>
-          </w:p>
-        </w:tc>
-      </w:tr>
-    </w:tbl>
-    <w:p>
-      <w:r>
-        <w:drawing>
-          <wp:inline xmlns:a="http://schemas.openxmlformats.org/drawingml/2006/main" xmlns:pic="http://schemas.openxmlformats.org/drawingml/2006/picture">
-            <wp:extent cx="4572000" cy="2286000"/>
-            <wp:docPr id="5" name="Picture 5"/>
-            <wp:cNvGraphicFramePr>
-              <a:graphicFrameLocks noChangeAspect="1"/>
-            </wp:cNvGraphicFramePr>
-            <a:graphic>
-              <a:graphicData uri="http://schemas.openxmlformats.org/drawingml/2006/picture">
-                <pic:pic>
-                  <pic:nvPicPr>
-                    <pic:cNvPr id="0" name="chart5.png"/>
-                    <pic:cNvPicPr/>
-                  </pic:nvPicPr>
-                  <pic:blipFill>
-                    <a:blip r:embed="rId13"/>
-                    <a:stretch>
-                      <a:fillRect/>
-                    </a:stretch>
-                  </pic:blipFill>
-                  <pic:spPr>
-                    <a:xfrm>
-                      <a:off x="0" y="0"/>
-                      <a:ext cx="4572000" cy="2286000"/>
-                    </a:xfrm>
-                    <a:prstGeom prst="rect"/>
-                  </pic:spPr>
-                </pic:pic>
-              </a:graphicData>
-            </a:graphic>
-          </wp:inline>
-        </w:drawing>
       </w:r>
     </w:p>
     <w:p>
